--- a/브라질 변호사/7부/7부_10화_루아나의_회복.docx
+++ b/브라질 변호사/7부/7부_10화_루아나의_회복.docx
@@ -1223,7 +1223,7 @@
           <w:i w:val="0"/>
           <w:sz w:val="22"/>
         </w:rPr>
-        <w:t>Moto. Porta batendo. Ontem caiu uma panela na casa da vizinha e eu me escondi debaixo da mesa. Com vinte e seis anos.</w:t>
+        <w:t>Moto. Porta batendo. Ontem caiu uma panela na casa da vizinha e eu me escondi debaixo da mesa. Com trinta anos.</w:t>
       </w:r>
     </w:p>
     <w:p>
